--- a/.doc/Каневега Титульник А.docx
+++ b/.doc/Каневега Титульник А.docx
@@ -210,7 +210,6 @@
         <w:pStyle w:val="afa"/>
         <w:rPr>
           <w:rFonts w:ascii="Times New Roman" w:hAnsi="Times New Roman"/>
-          <w:color w:val="FF0000"/>
           <w:sz w:val="26"/>
           <w:szCs w:val="26"/>
         </w:rPr>
@@ -218,11 +217,26 @@
       <w:r>
         <w:rPr>
           <w:rFonts w:ascii="Times New Roman" w:hAnsi="Times New Roman"/>
-          <w:color w:val="FF0000"/>
-          <w:sz w:val="26"/>
-          <w:szCs w:val="26"/>
-        </w:rPr>
-        <w:t xml:space="preserve">КР.ИИ28.240152 – 01 12 00 </w:t>
+          <w:sz w:val="26"/>
+          <w:szCs w:val="26"/>
+        </w:rPr>
+        <w:t>КР.ИИ28.240</w:t>
+      </w:r>
+      <w:r>
+        <w:rPr>
+          <w:rFonts w:ascii="Times New Roman" w:hAnsi="Times New Roman"/>
+          <w:sz w:val="26"/>
+          <w:szCs w:val="26"/>
+        </w:rPr>
+        <w:t>034</w:t>
+      </w:r>
+      <w:r>
+        <w:rPr>
+          <w:rFonts w:ascii="Times New Roman" w:hAnsi="Times New Roman"/>
+          <w:sz w:val="26"/>
+          <w:szCs w:val="26"/>
+        </w:rPr>
+        <w:t xml:space="preserve"> – 01 12 00 </w:t>
       </w:r>
     </w:p>
     <w:p>
